--- a/public/Greencoat_Complaints_Compliments_Policy_Mar2026.docx
+++ b/public/Greencoat_Complaints_Compliments_Policy_Mar2026.docx
@@ -401,6 +401,37 @@
           <w:rFonts w:ascii="Calibri" w:hAnsi="Calibri" w:cs="Calibri"/>
         </w:rPr>
         <w:t xml:space="preserve">A record of complaints will be kept in the nursery. The record will include the name of the complainant, the nature of the complaint, date and time complaint received, action(s) taken, outcomes of any investigations and any information given to the complainant including a dated response. </w:t>
+      </w:r>
+    </w:p>
+    <w:p>
+      <w:pPr/>
+      <w:r>
+        <w:rPr>
+          <w:rFonts w:ascii="Calibri" w:hAnsi="Calibri"/>
+        </w:rPr>
+        <w:t xml:space="preserve">Where a complaint involves a concern about a child's welfare, staff must also complete the Greencoat Summary of Interaction form to ensure the concern is recorded in the child's record alongside the complaint log.</w:t>
+      </w:r>
+    </w:p>
+    <w:p>
+      <w:r>
+        <w:rPr>
+          <w:rFonts w:ascii="Calibri" w:hAnsi="Calibri"/>
+        </w:rPr>
+        <w:t xml:space="preserve">Access the form: </w:t>
+      </w:r>
+      <w:hyperlink r:id="rId15">
+        <w:r>
+          <w:rPr>
+            <w:rStyle w:val="Hyperlink"/>
+          </w:rPr>
+          <w:t>Greencoat Summary of Interaction form</w:t>
+        </w:r>
+      </w:hyperlink>
+      <w:r>
+        <w:rPr>
+          <w:rFonts w:ascii="Calibri" w:hAnsi="Calibri"/>
+        </w:rPr>
+        <w:t xml:space="preserve">.</w:t>
       </w:r>
     </w:p>
     <w:p>
